--- a/06-学生侧材料/讲义/_数学工具/第7讲：排列组合、概率与Stirling近似（Word清稿）.docx
+++ b/06-学生侧材料/讲义/_数学工具/第7讲：排列组合、概率与Stirling近似（Word清稿）.docx
@@ -2,7 +2,7 @@
 <file path=word/document.xml><?xml version="1.0" encoding="utf-8"?>
 <w:document xmlns:w="http://schemas.openxmlformats.org/wordprocessingml/2006/main" xmlns:m="http://schemas.openxmlformats.org/officeDocument/2006/math" xmlns:r="http://schemas.openxmlformats.org/officeDocument/2006/relationships" xmlns:o="urn:schemas-microsoft-com:office:office" xmlns:v="urn:schemas-microsoft-com:vml" xmlns:w10="urn:schemas-microsoft-com:office:word" xmlns:a="http://schemas.openxmlformats.org/drawingml/2006/main" xmlns:pic="http://schemas.openxmlformats.org/drawingml/2006/picture" xmlns:wp="http://schemas.openxmlformats.org/drawingml/2006/wordprocessingDrawing">
   <w:body>
-    <w:bookmarkStart w:id="50" w:name="X3f90dc74504eaba0a259b6a545587b25e71e559"/>
+    <w:bookmarkStart w:id="51" w:name="X3f90dc74504eaba0a259b6a545587b25e71e559"/>
     <w:p>
       <w:pPr>
         <w:pStyle w:val="Heading1"/>
@@ -20604,7 +20604,720 @@
     </w:p>
     <w:bookmarkEnd w:id="40"/>
     <w:bookmarkEnd w:id="41"/>
-    <w:bookmarkStart w:id="42" w:name="八核心公式速查"/>
+    <w:bookmarkStart w:id="42" w:name="本讲小结"/>
+    <w:p>
+      <w:pPr>
+        <w:pStyle w:val="Heading2"/>
+        <w:spacing w:before="280" w:after="120"/>
+      </w:pPr>
+      <w:r>
+        <w:rPr>
+          <w:rFonts w:hint="eastAsia" w:ascii="Times New Roman" w:hAnsi="Times New Roman" w:eastAsia="SimHei" w:cs="Times New Roman"/>
+        </w:rPr>
+        <w:t xml:space="preserve">本讲小结</w:t>
+      </w:r>
+    </w:p>
+    <w:p>
+      <w:pPr>
+        <w:pStyle w:val="FirstParagraph"/>
+      </w:pPr>
+      <w:r>
+        <w:rPr>
+          <w:rFonts w:hint="eastAsia" w:ascii="Times New Roman" w:hAnsi="Times New Roman" w:eastAsia="FangSong" w:cs="Times New Roman"/>
+        </w:rPr>
+        <w:t>本讲主线</w:t>
+      </w:r>
+      <w:r>
+        <w:rPr>
+          <w:rFonts w:hint="eastAsia" w:ascii="Times New Roman" w:hAnsi="Times New Roman" w:eastAsia="Times New Roman" w:cs="Times New Roman"/>
+        </w:rPr>
+        <w:t>：</w:t>
+      </w:r>
+      <w:r>
+        <w:rPr>
+          <w:rFonts w:hint="eastAsia" w:ascii="Times New Roman" w:hAnsi="Times New Roman" w:eastAsia="FangSong" w:cs="Times New Roman"/>
+          <w:b/>
+          <w:bCs/>
+        </w:rPr>
+        <w:t>统计热力学的全部计算建立在</w:t>
+      </w:r>
+      <w:r>
+        <w:rPr>
+          <w:rFonts w:hint="eastAsia" w:ascii="Times New Roman" w:hAnsi="Times New Roman" w:eastAsia="Times New Roman" w:cs="Times New Roman"/>
+          <w:b/>
+          <w:bCs/>
+        </w:rPr>
+        <w:t>「</w:t>
+      </w:r>
+      <w:r>
+        <w:rPr>
+          <w:rFonts w:hint="eastAsia" w:ascii="Times New Roman" w:hAnsi="Times New Roman" w:eastAsia="FangSong" w:cs="Times New Roman"/>
+          <w:b/>
+          <w:bCs/>
+        </w:rPr>
+        <w:t>会数微观状态数</w:t>
+      </w:r>
+      <w:r>
+        <w:rPr>
+          <w:rFonts w:hint="eastAsia" w:ascii="Times New Roman" w:hAnsi="Times New Roman" w:eastAsia="Times New Roman" w:cs="Times New Roman"/>
+          <w:b/>
+          <w:bCs/>
+        </w:rPr>
+        <w:t>」</w:t>
+      </w:r>
+      <w:r>
+        <w:rPr>
+          <w:rFonts w:hint="eastAsia" w:ascii="Times New Roman" w:hAnsi="Times New Roman" w:eastAsia="FangSong" w:cs="Times New Roman"/>
+          <w:b/>
+          <w:bCs/>
+        </w:rPr>
+        <w:t>上</w:t>
+      </w:r>
+      <w:r>
+        <w:rPr>
+          <w:rFonts w:hint="eastAsia" w:ascii="Times New Roman" w:hAnsi="Times New Roman" w:eastAsia="Times New Roman" w:cs="Times New Roman"/>
+          <w:b/>
+          <w:bCs/>
+        </w:rPr>
+        <w:t>；Stirling</w:t>
+      </w:r>
+      <w:r>
+        <w:rPr>
+          <w:rFonts w:ascii="Times New Roman" w:hAnsi="Times New Roman" w:eastAsia="Times New Roman" w:cs="Times New Roman"/>
+          <w:b/>
+          <w:bCs/>
+        </w:rPr>
+        <w:t xml:space="preserve"> </w:t>
+      </w:r>
+      <w:r>
+        <w:rPr>
+          <w:rFonts w:hint="eastAsia" w:ascii="Times New Roman" w:hAnsi="Times New Roman" w:eastAsia="FangSong" w:cs="Times New Roman"/>
+          <w:b/>
+          <w:bCs/>
+        </w:rPr>
+        <w:t xml:space="preserve">近似让</w:t>
+      </w:r>
+      <w:r>
+        <w:rPr>
+          <w:rFonts w:ascii="Times New Roman" w:hAnsi="Times New Roman" w:eastAsia="Times New Roman" w:cs="Times New Roman"/>
+          <w:b/>
+          <w:bCs/>
+        </w:rPr>
+        <w:t xml:space="preserve"> N ~ 10</w:t>
+      </w:r>
+      <w:r>
+        <w:rPr>
+          <w:rFonts w:ascii="Times New Roman" w:hAnsi="Times New Roman" w:eastAsia="Times New Roman" w:cs="Times New Roman"/>
+          <w:b/>
+          <w:bCs/>
+          <w:vertAlign w:val="superscript"/>
+        </w:rPr>
+        <w:t>23</w:t>
+      </w:r>
+      <w:r>
+        <w:rPr>
+          <w:rFonts w:ascii="Times New Roman" w:hAnsi="Times New Roman" w:eastAsia="Times New Roman" w:cs="Times New Roman"/>
+          <w:b/>
+          <w:bCs/>
+        </w:rPr>
+        <w:t xml:space="preserve"> </w:t>
+      </w:r>
+      <w:r>
+        <w:rPr>
+          <w:rFonts w:hint="eastAsia" w:ascii="Times New Roman" w:hAnsi="Times New Roman" w:eastAsia="FangSong" w:cs="Times New Roman"/>
+          <w:b/>
+          <w:bCs/>
+        </w:rPr>
+        <w:t xml:space="preserve">的阶乘可算</w:t>
+      </w:r>
+      <w:r>
+        <w:rPr>
+          <w:rFonts w:ascii="Times New Roman" w:hAnsi="Times New Roman" w:eastAsia="Times New Roman" w:cs="Times New Roman"/>
+        </w:rPr>
+        <w:t xml:space="preserve">。</w:t>
+      </w:r>
+    </w:p>
+    <w:p>
+      <w:pPr>
+        <w:pStyle w:val="Compact"/>
+        <w:numPr>
+          <w:ilvl w:val="0"/>
+          <w:numId w:val="1010"/>
+        </w:numPr>
+      </w:pPr>
+      <w:r>
+        <w:rPr>
+          <w:rFonts w:hint="eastAsia" w:ascii="Times New Roman" w:hAnsi="Times New Roman" w:eastAsia="FangSong" w:cs="Times New Roman"/>
+          <w:b/>
+          <w:bCs/>
+        </w:rPr>
+        <w:t xml:space="preserve">计数三件套</w:t>
+      </w:r>
+      <w:r>
+        <w:rPr>
+          <w:rFonts w:hint="eastAsia" w:ascii="Times New Roman" w:hAnsi="Times New Roman" w:eastAsia="Times New Roman" w:cs="Times New Roman"/>
+        </w:rPr>
+        <w:t>：</w:t>
+      </w:r>
+      <w:r>
+        <w:rPr>
+          <w:rFonts w:hint="eastAsia" w:ascii="Times New Roman" w:hAnsi="Times New Roman" w:eastAsia="FangSong" w:cs="Times New Roman"/>
+        </w:rPr>
+        <w:t>乘法原理</w:t>
+      </w:r>
+      <w:r>
+        <w:rPr>
+          <w:rFonts w:hint="eastAsia" w:ascii="Times New Roman" w:hAnsi="Times New Roman" w:eastAsia="Times New Roman" w:cs="Times New Roman"/>
+        </w:rPr>
+        <w:t>、</w:t>
+      </w:r>
+      <w:r>
+        <w:rPr>
+          <w:rFonts w:hint="eastAsia" w:ascii="Times New Roman" w:hAnsi="Times New Roman" w:eastAsia="FangSong" w:cs="Times New Roman"/>
+        </w:rPr>
+        <w:t>排列</w:t>
+      </w:r>
+      <w:r>
+        <w:rPr>
+          <w:rFonts w:ascii="Times New Roman" w:hAnsi="Times New Roman" w:eastAsia="Times New Roman" w:cs="Times New Roman"/>
+        </w:rPr>
+        <w:t xml:space="preserve"> </w:t>
+      </w:r>
+      <w:r>
+        <w:rPr>
+          <w:rFonts w:hint="eastAsia" w:ascii="Times New Roman" w:hAnsi="Times New Roman" w:eastAsia="Times New Roman" w:cs="Times New Roman"/>
+        </w:rPr>
+        <w:t>A、</w:t>
+      </w:r>
+      <w:r>
+        <w:rPr>
+          <w:rFonts w:hint="eastAsia" w:ascii="Times New Roman" w:hAnsi="Times New Roman" w:eastAsia="FangSong" w:cs="Times New Roman"/>
+        </w:rPr>
+        <w:t>组合</w:t>
+      </w:r>
+      <w:r>
+        <w:rPr>
+          <w:rFonts w:ascii="Times New Roman" w:hAnsi="Times New Roman" w:eastAsia="Times New Roman" w:cs="Times New Roman"/>
+        </w:rPr>
+        <w:t xml:space="preserve"> </w:t>
+      </w:r>
+      <w:r>
+        <w:rPr>
+          <w:rFonts w:hint="eastAsia" w:ascii="Times New Roman" w:hAnsi="Times New Roman" w:eastAsia="Times New Roman" w:cs="Times New Roman"/>
+        </w:rPr>
+        <w:t>C——</w:t>
+      </w:r>
+      <w:r>
+        <w:rPr>
+          <w:rFonts w:hint="eastAsia" w:ascii="Times New Roman" w:hAnsi="Times New Roman" w:eastAsia="FangSong" w:cs="Times New Roman"/>
+        </w:rPr>
+        <w:t>一个宏观态对应多少微观态</w:t>
+      </w:r>
+      <w:r>
+        <w:rPr>
+          <w:rFonts w:hint="eastAsia" w:ascii="Times New Roman" w:hAnsi="Times New Roman" w:eastAsia="Times New Roman" w:cs="Times New Roman"/>
+        </w:rPr>
+        <w:t>（W）</w:t>
+      </w:r>
+      <w:r>
+        <w:rPr>
+          <w:rFonts w:hint="eastAsia" w:ascii="Times New Roman" w:hAnsi="Times New Roman" w:eastAsia="FangSong" w:cs="Times New Roman"/>
+        </w:rPr>
+        <w:t>全靠它们</w:t>
+      </w:r>
+      <w:r>
+        <w:rPr>
+          <w:rFonts w:hint="eastAsia" w:ascii="Times New Roman" w:hAnsi="Times New Roman" w:eastAsia="Times New Roman" w:cs="Times New Roman"/>
+        </w:rPr>
+        <w:t>。</w:t>
+      </w:r>
+    </w:p>
+    <w:p>
+      <w:pPr>
+        <w:pStyle w:val="Compact"/>
+        <w:numPr>
+          <w:ilvl w:val="0"/>
+          <w:numId w:val="1010"/>
+        </w:numPr>
+      </w:pPr>
+      <w:r>
+        <w:rPr>
+          <w:rFonts w:ascii="Times New Roman" w:hAnsi="Times New Roman" w:eastAsia="Times New Roman" w:cs="Times New Roman"/>
+          <w:b/>
+          <w:bCs/>
+        </w:rPr>
+        <w:t xml:space="preserve">Stirling </w:t>
+      </w:r>
+      <w:r>
+        <w:rPr>
+          <w:rFonts w:hint="eastAsia" w:ascii="Times New Roman" w:hAnsi="Times New Roman" w:eastAsia="FangSong" w:cs="Times New Roman"/>
+          <w:b/>
+          <w:bCs/>
+        </w:rPr>
+        <w:t xml:space="preserve">近似</w:t>
+      </w:r>
+      <w:r>
+        <w:rPr>
+          <w:rFonts w:hint="eastAsia" w:ascii="Times New Roman" w:hAnsi="Times New Roman" w:eastAsia="Times New Roman" w:cs="Times New Roman"/>
+        </w:rPr>
+        <w:t xml:space="preserve">：</w:t>
+      </w:r>
+      <w:r>
+        <w:rPr>
+          <w:rStyle w:val="VerbatimChar"/>
+          <w:rFonts w:ascii="Times New Roman" w:hAnsi="Times New Roman" w:eastAsia="Times New Roman" w:cs="Times New Roman"/>
+        </w:rPr>
+        <w:t xml:space="preserve">ln N! ≈ N ln N − N</w:t>
+      </w:r>
+      <w:r>
+        <w:rPr>
+          <w:rFonts w:hint="eastAsia" w:ascii="Times New Roman" w:hAnsi="Times New Roman" w:eastAsia="Times New Roman" w:cs="Times New Roman"/>
+        </w:rPr>
+        <w:t xml:space="preserve">（N</w:t>
+      </w:r>
+      <w:r>
+        <w:rPr>
+          <w:rFonts w:ascii="Times New Roman" w:hAnsi="Times New Roman" w:eastAsia="Times New Roman" w:cs="Times New Roman"/>
+        </w:rPr>
+        <w:t xml:space="preserve"> ≳ 10</w:t>
+      </w:r>
+      <w:r>
+        <w:rPr>
+          <w:rFonts w:ascii="Times New Roman" w:hAnsi="Times New Roman" w:eastAsia="Times New Roman" w:cs="Times New Roman"/>
+          <w:vertAlign w:val="superscript"/>
+        </w:rPr>
+        <w:t>3</w:t>
+      </w:r>
+      <w:r>
+        <w:rPr>
+          <w:rFonts w:ascii="Times New Roman" w:hAnsi="Times New Roman" w:eastAsia="Times New Roman" w:cs="Times New Roman"/>
+        </w:rPr>
+        <w:t xml:space="preserve"> </w:t>
+      </w:r>
+      <w:r>
+        <w:rPr>
+          <w:rFonts w:hint="eastAsia" w:ascii="Times New Roman" w:hAnsi="Times New Roman" w:eastAsia="FangSong" w:cs="Times New Roman"/>
+        </w:rPr>
+        <w:t xml:space="preserve">误差</w:t>
+      </w:r>
+      <w:r>
+        <w:rPr>
+          <w:rFonts w:ascii="Times New Roman" w:hAnsi="Times New Roman" w:eastAsia="Times New Roman" w:cs="Times New Roman"/>
+        </w:rPr>
+        <w:t xml:space="preserve"> &lt; </w:t>
+      </w:r>
+      <w:r>
+        <w:rPr>
+          <w:rFonts w:hint="eastAsia" w:ascii="Times New Roman" w:hAnsi="Times New Roman" w:eastAsia="Times New Roman" w:cs="Times New Roman"/>
+        </w:rPr>
+        <w:t xml:space="preserve">0.1%）；</w:t>
+      </w:r>
+      <w:r>
+        <w:rPr>
+          <w:rFonts w:hint="eastAsia" w:ascii="Times New Roman" w:hAnsi="Times New Roman" w:eastAsia="FangSong" w:cs="Times New Roman"/>
+          <w:b/>
+          <w:bCs/>
+        </w:rPr>
+        <w:t xml:space="preserve">小体系或分子分母相消时必须用完整式</w:t>
+      </w:r>
+      <w:r>
+        <w:rPr>
+          <w:rFonts w:ascii="Times New Roman" w:hAnsi="Times New Roman" w:eastAsia="Times New Roman" w:cs="Times New Roman"/>
+        </w:rPr>
+        <w:t xml:space="preserve">——½ln(2πN) </w:t>
+      </w:r>
+      <w:r>
+        <w:rPr>
+          <w:rFonts w:hint="eastAsia" w:ascii="Times New Roman" w:hAnsi="Times New Roman" w:eastAsia="FangSong" w:cs="Times New Roman"/>
+        </w:rPr>
+        <w:t>项不会抵消</w:t>
+      </w:r>
+      <w:r>
+        <w:rPr>
+          <w:rFonts w:hint="eastAsia" w:ascii="Times New Roman" w:hAnsi="Times New Roman" w:eastAsia="Times New Roman" w:cs="Times New Roman"/>
+        </w:rPr>
+        <w:t>，N</w:t>
+      </w:r>
+      <w:r>
+        <w:rPr>
+          <w:rFonts w:ascii="Times New Roman" w:hAnsi="Times New Roman" w:eastAsia="Times New Roman" w:cs="Times New Roman"/>
+        </w:rPr>
+        <w:t xml:space="preserve"> = 100 </w:t>
+      </w:r>
+      <w:r>
+        <w:rPr>
+          <w:rFonts w:hint="eastAsia" w:ascii="Times New Roman" w:hAnsi="Times New Roman" w:eastAsia="FangSong" w:cs="Times New Roman"/>
+        </w:rPr>
+        <w:t xml:space="preserve">时误差</w:t>
+      </w:r>
+      <w:r>
+        <w:rPr>
+          <w:rFonts w:ascii="Times New Roman" w:hAnsi="Times New Roman" w:eastAsia="Times New Roman" w:cs="Times New Roman"/>
+        </w:rPr>
+        <w:t xml:space="preserve"> 3.8%。</w:t>
+      </w:r>
+    </w:p>
+    <w:p>
+      <w:pPr>
+        <w:pStyle w:val="Compact"/>
+        <w:numPr>
+          <w:ilvl w:val="0"/>
+          <w:numId w:val="1010"/>
+        </w:numPr>
+      </w:pPr>
+      <w:r>
+        <w:rPr>
+          <w:rFonts w:hint="eastAsia" w:ascii="Times New Roman" w:hAnsi="Times New Roman" w:eastAsia="FangSong" w:cs="Times New Roman"/>
+          <w:b/>
+          <w:bCs/>
+        </w:rPr>
+        <w:t xml:space="preserve">混合熵</w:t>
+      </w:r>
+      <w:r>
+        <w:rPr>
+          <w:rFonts w:ascii="Times New Roman" w:hAnsi="Times New Roman" w:eastAsia="Times New Roman" w:cs="Times New Roman"/>
+        </w:rPr>
+        <w:t xml:space="preserve"> </w:t>
+      </w:r>
+      <w:r>
+        <w:rPr>
+          <w:rFonts w:ascii="Times New Roman" w:hAnsi="Times New Roman" w:eastAsia="Times New Roman" w:cs="Times New Roman"/>
+        </w:rPr>
+        <w:t xml:space="preserve">ΔS = 2Nk ln 2 </w:t>
+      </w:r>
+      <w:r>
+        <w:rPr>
+          <w:rFonts w:hint="eastAsia" w:ascii="Times New Roman" w:hAnsi="Times New Roman" w:eastAsia="FangSong" w:cs="Times New Roman"/>
+        </w:rPr>
+        <w:t>是熵的微观图像第一次现身</w:t>
+      </w:r>
+      <w:r>
+        <w:rPr>
+          <w:rFonts w:hint="eastAsia" w:ascii="Times New Roman" w:hAnsi="Times New Roman" w:eastAsia="Times New Roman" w:cs="Times New Roman"/>
+        </w:rPr>
+        <w:t>：</w:t>
+      </w:r>
+      <w:r>
+        <w:rPr>
+          <w:rFonts w:hint="eastAsia" w:ascii="Times New Roman" w:hAnsi="Times New Roman" w:eastAsia="FangSong" w:cs="Times New Roman"/>
+          <w:b/>
+          <w:bCs/>
+        </w:rPr>
+        <w:t xml:space="preserve">熵增</w:t>
+      </w:r>
+      <w:r>
+        <w:rPr>
+          <w:rFonts w:ascii="Times New Roman" w:hAnsi="Times New Roman" w:eastAsia="Times New Roman" w:cs="Times New Roman"/>
+          <w:b/>
+          <w:bCs/>
+        </w:rPr>
+        <w:t xml:space="preserve"> = </w:t>
+      </w:r>
+      <w:r>
+        <w:rPr>
+          <w:rFonts w:hint="eastAsia" w:ascii="Times New Roman" w:hAnsi="Times New Roman" w:eastAsia="FangSong" w:cs="Times New Roman"/>
+          <w:b/>
+          <w:bCs/>
+        </w:rPr>
+        <w:t xml:space="preserve">微观状态数增大</w:t>
+      </w:r>
+      <w:r>
+        <w:rPr>
+          <w:rFonts w:ascii="Times New Roman" w:hAnsi="Times New Roman" w:eastAsia="Times New Roman" w:cs="Times New Roman"/>
+        </w:rPr>
+        <w:t xml:space="preserve">。</w:t>
+      </w:r>
+    </w:p>
+    <w:p>
+      <w:pPr>
+        <w:pStyle w:val="Compact"/>
+        <w:numPr>
+          <w:ilvl w:val="0"/>
+          <w:numId w:val="1010"/>
+        </w:numPr>
+      </w:pPr>
+      <w:r>
+        <w:rPr>
+          <w:rFonts w:ascii="Times New Roman" w:hAnsi="Times New Roman" w:eastAsia="Times New Roman" w:cs="Times New Roman"/>
+          <w:b/>
+          <w:bCs/>
+        </w:rPr>
+        <w:t xml:space="preserve">Boltzmann </w:t>
+      </w:r>
+      <w:r>
+        <w:rPr>
+          <w:rFonts w:hint="eastAsia" w:ascii="Times New Roman" w:hAnsi="Times New Roman" w:eastAsia="FangSong" w:cs="Times New Roman"/>
+          <w:b/>
+          <w:bCs/>
+        </w:rPr>
+        <w:t xml:space="preserve">分布</w:t>
+      </w:r>
+      <w:r>
+        <w:rPr>
+          <w:rFonts w:hint="eastAsia" w:ascii="Times New Roman" w:hAnsi="Times New Roman" w:eastAsia="Times New Roman" w:cs="Times New Roman"/>
+        </w:rPr>
+        <w:t>：</w:t>
+      </w:r>
+      <w:r>
+        <w:rPr>
+          <w:rFonts w:hint="eastAsia" w:ascii="Times New Roman" w:hAnsi="Times New Roman" w:eastAsia="FangSong" w:cs="Times New Roman"/>
+        </w:rPr>
+        <w:t>最概然分布</w:t>
+      </w:r>
+      <w:r>
+        <w:rPr>
+          <w:rFonts w:ascii="Times New Roman" w:hAnsi="Times New Roman" w:eastAsia="Times New Roman" w:cs="Times New Roman"/>
+        </w:rPr>
+        <w:t xml:space="preserve"> = </w:t>
+      </w:r>
+      <w:r>
+        <w:rPr>
+          <w:rFonts w:hint="eastAsia" w:ascii="Times New Roman" w:hAnsi="Times New Roman" w:eastAsia="FangSong" w:cs="Times New Roman"/>
+        </w:rPr>
+        <w:t xml:space="preserve">令</w:t>
+      </w:r>
+      <w:r>
+        <w:rPr>
+          <w:rFonts w:ascii="Times New Roman" w:hAnsi="Times New Roman" w:eastAsia="Times New Roman" w:cs="Times New Roman"/>
+        </w:rPr>
+        <w:t xml:space="preserve"> ln W </w:t>
+      </w:r>
+      <w:r>
+        <w:rPr>
+          <w:rFonts w:hint="eastAsia" w:ascii="Times New Roman" w:hAnsi="Times New Roman" w:eastAsia="FangSong" w:cs="Times New Roman"/>
+        </w:rPr>
+        <w:t>的微分</w:t>
+      </w:r>
+      <w:r>
+        <w:rPr>
+          <w:rFonts w:hint="eastAsia" w:ascii="Times New Roman" w:hAnsi="Times New Roman" w:eastAsia="Times New Roman" w:cs="Times New Roman"/>
+        </w:rPr>
+        <w:t>ф</w:t>
+      </w:r>
+      <w:r>
+        <w:rPr>
+          <w:rFonts w:hint="eastAsia" w:ascii="Times New Roman" w:hAnsi="Times New Roman" w:eastAsia="FangSong" w:cs="Times New Roman"/>
+        </w:rPr>
+        <w:t>为零</w:t>
+      </w:r>
+      <w:r>
+        <w:rPr>
+          <w:rFonts w:hint="eastAsia" w:ascii="Times New Roman" w:hAnsi="Times New Roman" w:eastAsia="Times New Roman" w:cs="Times New Roman"/>
+        </w:rPr>
+        <w:t>（</w:t>
+      </w:r>
+      <w:r>
+        <w:rPr>
+          <w:rFonts w:hint="eastAsia" w:ascii="Times New Roman" w:hAnsi="Times New Roman" w:eastAsia="FangSong" w:cs="Times New Roman"/>
+        </w:rPr>
+        <w:t>第</w:t>
+      </w:r>
+      <w:r>
+        <w:rPr>
+          <w:rFonts w:ascii="Times New Roman" w:hAnsi="Times New Roman" w:eastAsia="Times New Roman" w:cs="Times New Roman"/>
+        </w:rPr>
+        <w:t xml:space="preserve"> 3 </w:t>
+      </w:r>
+      <w:r>
+        <w:rPr>
+          <w:rFonts w:hint="eastAsia" w:ascii="Times New Roman" w:hAnsi="Times New Roman" w:eastAsia="FangSong" w:cs="Times New Roman"/>
+        </w:rPr>
+        <w:t>讲</w:t>
+      </w:r>
+      <w:r>
+        <w:rPr>
+          <w:rFonts w:hint="eastAsia" w:ascii="Times New Roman" w:hAnsi="Times New Roman" w:eastAsia="Times New Roman" w:cs="Times New Roman"/>
+        </w:rPr>
+        <w:t>「</w:t>
+      </w:r>
+      <w:r>
+        <w:rPr>
+          <w:rFonts w:hint="eastAsia" w:ascii="Times New Roman" w:hAnsi="Times New Roman" w:eastAsia="FangSong" w:cs="Times New Roman"/>
+        </w:rPr>
+        <w:t>令导数为零</w:t>
+      </w:r>
+      <w:r>
+        <w:rPr>
+          <w:rFonts w:hint="eastAsia" w:ascii="Times New Roman" w:hAnsi="Times New Roman" w:eastAsia="Times New Roman" w:cs="Times New Roman"/>
+        </w:rPr>
+        <w:t>」</w:t>
+      </w:r>
+      <w:r>
+        <w:rPr>
+          <w:rFonts w:hint="eastAsia" w:ascii="Times New Roman" w:hAnsi="Times New Roman" w:eastAsia="FangSong" w:cs="Times New Roman"/>
+        </w:rPr>
+        <w:t>的统计版</w:t>
+      </w:r>
+      <w:r>
+        <w:rPr>
+          <w:rFonts w:hint="eastAsia" w:ascii="Times New Roman" w:hAnsi="Times New Roman" w:eastAsia="Times New Roman" w:cs="Times New Roman"/>
+        </w:rPr>
+        <w:t>）——</w:t>
+      </w:r>
+      <w:r>
+        <w:rPr>
+          <w:rFonts w:hint="eastAsia" w:ascii="Times New Roman" w:hAnsi="Times New Roman" w:eastAsia="FangSong" w:cs="Times New Roman"/>
+        </w:rPr>
+        <w:t>玻尔兹曼因子的来源</w:t>
+      </w:r>
+      <w:r>
+        <w:rPr>
+          <w:rFonts w:hint="eastAsia" w:ascii="Times New Roman" w:hAnsi="Times New Roman" w:eastAsia="Times New Roman" w:cs="Times New Roman"/>
+        </w:rPr>
+        <w:t>。</w:t>
+      </w:r>
+    </w:p>
+    <w:p>
+      <w:pPr>
+        <w:pStyle w:val="FirstParagraph"/>
+      </w:pPr>
+      <w:r>
+        <w:rPr>
+          <w:rFonts w:hint="eastAsia" w:ascii="Times New Roman" w:hAnsi="Times New Roman" w:eastAsia="FangSong" w:cs="Times New Roman"/>
+        </w:rPr>
+        <w:t>至此数学工具七讲闭环</w:t>
+      </w:r>
+      <w:r>
+        <w:rPr>
+          <w:rFonts w:hint="eastAsia" w:ascii="Times New Roman" w:hAnsi="Times New Roman" w:eastAsia="Times New Roman" w:cs="Times New Roman"/>
+        </w:rPr>
+        <w:t>：</w:t>
+      </w:r>
+      <w:r>
+        <w:rPr>
+          <w:rFonts w:hint="eastAsia" w:ascii="Times New Roman" w:hAnsi="Times New Roman" w:eastAsia="FangSong" w:cs="Times New Roman"/>
+        </w:rPr>
+        <w:t>函数图像</w:t>
+      </w:r>
+      <w:r>
+        <w:rPr>
+          <w:rFonts w:ascii="Times New Roman" w:hAnsi="Times New Roman" w:eastAsia="Times New Roman" w:cs="Times New Roman"/>
+        </w:rPr>
+        <w:t xml:space="preserve"> → </w:t>
+      </w:r>
+      <w:r>
+        <w:rPr>
+          <w:rFonts w:hint="eastAsia" w:ascii="Times New Roman" w:hAnsi="Times New Roman" w:eastAsia="FangSong" w:cs="Times New Roman"/>
+        </w:rPr>
+        <w:t xml:space="preserve">对数指数</w:t>
+      </w:r>
+      <w:r>
+        <w:rPr>
+          <w:rFonts w:ascii="Times New Roman" w:hAnsi="Times New Roman" w:eastAsia="Times New Roman" w:cs="Times New Roman"/>
+        </w:rPr>
+        <w:t xml:space="preserve"> → </w:t>
+      </w:r>
+      <w:r>
+        <w:rPr>
+          <w:rFonts w:hint="eastAsia" w:ascii="Times New Roman" w:hAnsi="Times New Roman" w:eastAsia="FangSong" w:cs="Times New Roman"/>
+        </w:rPr>
+        <w:t xml:space="preserve">导数</w:t>
+      </w:r>
+      <w:r>
+        <w:rPr>
+          <w:rFonts w:ascii="Times New Roman" w:hAnsi="Times New Roman" w:eastAsia="Times New Roman" w:cs="Times New Roman"/>
+        </w:rPr>
+        <w:t xml:space="preserve"> → </w:t>
+      </w:r>
+      <w:r>
+        <w:rPr>
+          <w:rFonts w:hint="eastAsia" w:ascii="Times New Roman" w:hAnsi="Times New Roman" w:eastAsia="FangSong" w:cs="Times New Roman"/>
+        </w:rPr>
+        <w:t xml:space="preserve">积分</w:t>
+      </w:r>
+      <w:r>
+        <w:rPr>
+          <w:rFonts w:ascii="Times New Roman" w:hAnsi="Times New Roman" w:eastAsia="Times New Roman" w:cs="Times New Roman"/>
+        </w:rPr>
+        <w:t xml:space="preserve"> → </w:t>
+      </w:r>
+      <w:r>
+        <w:rPr>
+          <w:rFonts w:hint="eastAsia" w:ascii="Times New Roman" w:hAnsi="Times New Roman" w:eastAsia="FangSong" w:cs="Times New Roman"/>
+        </w:rPr>
+        <w:t xml:space="preserve">偏导</w:t>
+      </w:r>
+      <w:r>
+        <w:rPr>
+          <w:rFonts w:ascii="Times New Roman" w:hAnsi="Times New Roman" w:eastAsia="Times New Roman" w:cs="Times New Roman"/>
+        </w:rPr>
+        <w:t xml:space="preserve"> → </w:t>
+      </w:r>
+      <w:r>
+        <w:rPr>
+          <w:rFonts w:hint="eastAsia" w:ascii="Times New Roman" w:hAnsi="Times New Roman" w:eastAsia="FangSong" w:cs="Times New Roman"/>
+        </w:rPr>
+        <w:t xml:space="preserve">估算</w:t>
+      </w:r>
+      <w:r>
+        <w:rPr>
+          <w:rFonts w:ascii="Times New Roman" w:hAnsi="Times New Roman" w:eastAsia="Times New Roman" w:cs="Times New Roman"/>
+        </w:rPr>
+        <w:t xml:space="preserve"> → </w:t>
+      </w:r>
+      <w:r>
+        <w:rPr>
+          <w:rFonts w:hint="eastAsia" w:ascii="Times New Roman" w:hAnsi="Times New Roman" w:eastAsia="FangSong" w:cs="Times New Roman"/>
+        </w:rPr>
+        <w:t>计数</w:t>
+      </w:r>
+      <w:r>
+        <w:rPr>
+          <w:rFonts w:hint="eastAsia" w:ascii="Times New Roman" w:hAnsi="Times New Roman" w:eastAsia="Times New Roman" w:cs="Times New Roman"/>
+        </w:rPr>
+        <w:t>。</w:t>
+      </w:r>
+      <w:r>
+        <w:rPr>
+          <w:rFonts w:hint="eastAsia" w:ascii="Times New Roman" w:hAnsi="Times New Roman" w:eastAsia="FangSong" w:cs="Times New Roman"/>
+        </w:rPr>
+        <w:t>物理化学与结构化学用到</w:t>
+      </w:r>
+      <w:r>
+        <w:rPr>
+          <w:rFonts w:hint="eastAsia" w:ascii="Times New Roman" w:hAnsi="Times New Roman" w:eastAsia="Times New Roman" w:cs="Times New Roman"/>
+        </w:rPr>
+        <w:t>「</w:t>
+      </w:r>
+      <w:r>
+        <w:rPr>
+          <w:rFonts w:hint="eastAsia" w:ascii="Times New Roman" w:hAnsi="Times New Roman" w:eastAsia="FangSong" w:cs="Times New Roman"/>
+        </w:rPr>
+        <w:t>数学</w:t>
+      </w:r>
+      <w:r>
+        <w:rPr>
+          <w:rFonts w:hint="eastAsia" w:ascii="Times New Roman" w:hAnsi="Times New Roman" w:eastAsia="Times New Roman" w:cs="Times New Roman"/>
+        </w:rPr>
+        <w:t>」</w:t>
+      </w:r>
+      <w:r>
+        <w:rPr>
+          <w:rFonts w:hint="eastAsia" w:ascii="Times New Roman" w:hAnsi="Times New Roman" w:eastAsia="FangSong" w:cs="Times New Roman"/>
+        </w:rPr>
+        <w:t>的地方</w:t>
+      </w:r>
+      <w:r>
+        <w:rPr>
+          <w:rFonts w:hint="eastAsia" w:ascii="Times New Roman" w:hAnsi="Times New Roman" w:eastAsia="Times New Roman" w:cs="Times New Roman"/>
+        </w:rPr>
+        <w:t>，</w:t>
+      </w:r>
+      <w:r>
+        <w:rPr>
+          <w:rFonts w:hint="eastAsia" w:ascii="Times New Roman" w:hAnsi="Times New Roman" w:eastAsia="FangSong" w:cs="Times New Roman"/>
+        </w:rPr>
+        <w:t>都在这七讲里</w:t>
+      </w:r>
+      <w:r>
+        <w:rPr>
+          <w:rFonts w:hint="eastAsia" w:ascii="Times New Roman" w:hAnsi="Times New Roman" w:eastAsia="Times New Roman" w:cs="Times New Roman"/>
+        </w:rPr>
+        <w:t>。</w:t>
+      </w:r>
+    </w:p>
+    <w:bookmarkEnd w:id="42"/>
+    <w:bookmarkStart w:id="43" w:name="八本讲速查"/>
     <w:p>
       <w:pPr>
         <w:pStyle w:val="Heading2"/>
@@ -20626,7 +21339,7 @@
         <w:rPr>
           <w:rFonts w:hint="eastAsia" w:ascii="Times New Roman" w:hAnsi="Times New Roman" w:eastAsia="SimHei" w:cs="Times New Roman"/>
         </w:rPr>
-        <w:t>核心公式速查</w:t>
+        <w:t>本讲速查</w:t>
       </w:r>
     </w:p>
     <w:tbl>
@@ -22265,8 +22978,8 @@
         </w:pict>
       </w:r>
     </w:p>
-    <w:bookmarkEnd w:id="42"/>
-    <w:bookmarkStart w:id="46" w:name="九练习题"/>
+    <w:bookmarkEnd w:id="43"/>
+    <w:bookmarkStart w:id="47" w:name="九练习题"/>
     <w:p>
       <w:pPr>
         <w:pStyle w:val="Heading2"/>
@@ -22291,7 +23004,7 @@
         <w:t>练习题</w:t>
       </w:r>
     </w:p>
-    <w:bookmarkStart w:id="43" w:name="基础巩固6-题"/>
+    <w:bookmarkStart w:id="44" w:name="基础巩固6-题"/>
     <w:p>
       <w:pPr>
         <w:pStyle w:val="Heading3"/>
@@ -23218,8 +23931,8 @@
         <w:t>）。</w:t>
       </w:r>
     </w:p>
-    <w:bookmarkEnd w:id="43"/>
-    <w:bookmarkStart w:id="44" w:name="竞赛入门6-题"/>
+    <w:bookmarkEnd w:id="44"/>
+    <w:bookmarkStart w:id="45" w:name="竞赛入门6-题"/>
     <w:p>
       <w:pPr>
         <w:pStyle w:val="Heading3"/>
@@ -24274,8 +24987,8 @@
         <w:t>？</w:t>
       </w:r>
     </w:p>
-    <w:bookmarkEnd w:id="44"/>
-    <w:bookmarkStart w:id="45" w:name="真题挑战6-题竞赛风格改编"/>
+    <w:bookmarkEnd w:id="45"/>
+    <w:bookmarkStart w:id="46" w:name="真题挑战6-题竞赛风格改编"/>
     <w:p>
       <w:pPr>
         <w:pStyle w:val="Heading3"/>
@@ -25946,9 +26659,9 @@
         </w:pict>
       </w:r>
     </w:p>
-    <w:bookmarkEnd w:id="45"/>
     <w:bookmarkEnd w:id="46"/>
-    <w:bookmarkStart w:id="49" w:name="十参考答案"/>
+    <w:bookmarkEnd w:id="47"/>
+    <w:bookmarkStart w:id="50" w:name="十参考答案"/>
     <w:p>
       <w:pPr>
         <w:pStyle w:val="Heading2"/>
@@ -25973,7 +26686,7 @@
         <w:t>参考答案</w:t>
       </w:r>
     </w:p>
-    <w:bookmarkStart w:id="47" w:name="练一练"/>
+    <w:bookmarkStart w:id="48" w:name="练一练"/>
     <w:p>
       <w:pPr>
         <w:pStyle w:val="Heading3"/>
@@ -26307,8 +27020,8 @@
         <w:t xml:space="preserve">✓）</w:t>
       </w:r>
     </w:p>
-    <w:bookmarkEnd w:id="47"/>
-    <w:bookmarkStart w:id="48" w:name="练习题"/>
+    <w:bookmarkEnd w:id="48"/>
+    <w:bookmarkStart w:id="49" w:name="练习题"/>
     <w:p>
       <w:pPr>
         <w:pStyle w:val="Heading3"/>
@@ -36262,9 +36975,9 @@
         <w:t>。</w:t>
       </w:r>
     </w:p>
-    <w:bookmarkEnd w:id="48"/>
     <w:bookmarkEnd w:id="49"/>
     <w:bookmarkEnd w:id="50"/>
+    <w:bookmarkEnd w:id="51"/>
     <w:sectPr>
       <w:footerReference w:type="default" r:id="rId9"/>
       <w:footnotePr>
@@ -36683,6 +37396,9 @@
     <w:abstractNumId w:val="991"/>
   </w:num>
   <w:num w:numId="1009">
+    <w:abstractNumId w:val="991"/>
+  </w:num>
+  <w:num w:numId="1010">
     <w:abstractNumId w:val="991"/>
   </w:num>
 </w:numbering>

--- a/06-学生侧材料/讲义/_数学工具/第7讲：排列组合、概率与Stirling近似（Word清稿）.docx
+++ b/06-学生侧材料/讲义/_数学工具/第7讲：排列组合、概率与Stirling近似（Word清稿）.docx
@@ -1969,7 +1969,7 @@
         <w:rPr>
           <w:rFonts w:hint="eastAsia" w:ascii="Times New Roman" w:hAnsi="Times New Roman" w:eastAsia="FangSong" w:cs="Times New Roman"/>
         </w:rPr>
-        <w:t>所以</w:t>
+        <w:t>因此</w:t>
       </w:r>
       <w:r>
         <w:rPr>
@@ -1977,31 +1977,7 @@
           <w:b/>
           <w:bCs/>
         </w:rPr>
-        <w:t>熵本质上是</w:t>
-      </w:r>
-      <w:r>
-        <w:rPr>
-          <w:rFonts w:hint="eastAsia" w:ascii="Times New Roman" w:hAnsi="Times New Roman" w:eastAsia="Times New Roman" w:cs="Times New Roman"/>
-          <w:b/>
-          <w:bCs/>
-        </w:rPr>
-        <w:t>「</w:t>
-      </w:r>
-      <w:r>
-        <w:rPr>
-          <w:rFonts w:hint="eastAsia" w:ascii="Times New Roman" w:hAnsi="Times New Roman" w:eastAsia="FangSong" w:cs="Times New Roman"/>
-          <w:b/>
-          <w:bCs/>
-        </w:rPr>
-        <w:t>数出来的</w:t>
-      </w:r>
-      <w:r>
-        <w:rPr>
-          <w:rFonts w:hint="eastAsia" w:ascii="Times New Roman" w:hAnsi="Times New Roman" w:eastAsia="Times New Roman" w:cs="Times New Roman"/>
-          <w:b/>
-          <w:bCs/>
-        </w:rPr>
-        <w:t>」</w:t>
+        <w:t xml:space="preserve">熵本质上由微观状态数决定</w:t>
       </w:r>
       <w:r>
         <w:rPr>
@@ -2035,7 +2011,7 @@
       </w:r>
     </w:p>
     <w:bookmarkEnd w:id="10"/>
-    <w:bookmarkStart w:id="11" w:name="一个能数清的小例子"/>
+    <w:bookmarkStart w:id="11" w:name="一个可枚举的小例子"/>
     <w:p>
       <w:pPr>
         <w:pStyle w:val="Heading3"/>
@@ -2051,7 +2027,7 @@
         <w:rPr>
           <w:rFonts w:hint="eastAsia" w:ascii="Times New Roman" w:hAnsi="Times New Roman" w:eastAsia="SimHei" w:cs="Times New Roman"/>
         </w:rPr>
-        <w:t xml:space="preserve">一个能数清的小例子</w:t>
+        <w:t xml:space="preserve">一个可枚举的小例子</w:t>
       </w:r>
     </w:p>
     <w:p>
@@ -2316,7 +2292,7 @@
                 <w:rFonts w:hint="eastAsia" w:ascii="Times New Roman" w:hAnsi="Times New Roman" w:eastAsia="Times New Roman" w:cs="Times New Roman"/>
                 <w:b/>
               </w:rPr>
-              <w:t xml:space="preserve">1~4）</w:t>
+              <w:t xml:space="preserve">1～4）</w:t>
             </w:r>
           </w:p>
         </w:tc>
@@ -4751,7 +4727,7 @@
         <w:rPr>
           <w:rFonts w:hint="eastAsia" w:ascii="Times New Roman" w:hAnsi="Times New Roman" w:eastAsia="FangSong" w:cs="Times New Roman"/>
         </w:rPr>
-        <w:t>这是化学计数里最容易搞混的一对</w:t>
+        <w:t>这是化学计数中最易混淆的一对模型</w:t>
       </w:r>
       <w:r>
         <w:rPr>
@@ -4763,7 +4739,7 @@
         <w:rPr>
           <w:rFonts w:hint="eastAsia" w:ascii="Times New Roman" w:hAnsi="Times New Roman" w:eastAsia="FangSong" w:cs="Times New Roman"/>
         </w:rPr>
-        <w:t>务必分清</w:t>
+        <w:t>须加以区分</w:t>
       </w:r>
       <w:r>
         <w:rPr>
@@ -5986,7 +5962,7 @@
         <w:rPr>
           <w:rFonts w:hint="eastAsia" w:ascii="Times New Roman" w:hAnsi="Times New Roman" w:eastAsia="FangSong" w:cs="Times New Roman"/>
         </w:rPr>
-        <w:t>竞赛一般只考第一种</w:t>
+        <w:t>竞赛中通常涉及第一种</w:t>
       </w:r>
       <w:r>
         <w:rPr>
@@ -9639,7 +9615,7 @@
       </w:r>
     </w:p>
     <w:bookmarkEnd w:id="24"/>
-    <w:bookmarkStart w:id="25" w:name="精度校验务必看这张表"/>
+    <w:bookmarkStart w:id="25" w:name="精度校验重要"/>
     <w:p>
       <w:pPr>
         <w:pStyle w:val="Heading3"/>
@@ -9667,7 +9643,7 @@
         <w:rPr>
           <w:rFonts w:hint="eastAsia" w:ascii="Times New Roman" w:hAnsi="Times New Roman" w:eastAsia="SimHei" w:cs="Times New Roman"/>
         </w:rPr>
-        <w:t>务必看这张表</w:t>
+        <w:t>重要</w:t>
       </w:r>
       <w:r>
         <w:rPr>
@@ -10540,7 +10516,7 @@
         <w:rPr>
           <w:rFonts w:hint="eastAsia" w:ascii="Times New Roman" w:hAnsi="Times New Roman" w:eastAsia="FangSong" w:cs="Times New Roman"/>
         </w:rPr>
-        <w:t>会毁掉熵的绝对值</w:t>
+        <w:t>会使熵的绝对值产生显著偏差</w:t>
       </w:r>
       <w:r>
         <w:rPr>
@@ -10843,7 +10819,7 @@
         <w:rPr>
           <w:rFonts w:hint="eastAsia" w:ascii="Times New Roman" w:hAnsi="Times New Roman" w:eastAsia="FangSong" w:cs="Times New Roman"/>
         </w:rPr>
-        <w:t>这就是为什么化学教材敢直接写</w:t>
+        <w:t>这正是化学教材可以直接采用</w:t>
       </w:r>
       <w:r>
         <w:rPr>
@@ -11361,7 +11337,7 @@
           <w:b/>
           <w:bCs/>
         </w:rPr>
-        <w:t>小体系务必用完整式</w:t>
+        <w:t>小体系须用完整式</w:t>
       </w:r>
       <w:r>
         <w:rPr>
@@ -11416,7 +11392,7 @@
           <w:b/>
           <w:bCs/>
         </w:rPr>
-        <w:t>时两者都行</w:t>
+        <w:t>时两种形式均可</w:t>
       </w:r>
       <w:r>
         <w:rPr>
@@ -17284,7 +17260,7 @@
         <w:rPr>
           <w:rFonts w:hint="eastAsia" w:ascii="Times New Roman" w:hAnsi="Times New Roman" w:eastAsia="FangSong" w:cs="Times New Roman"/>
         </w:rPr>
-        <w:t>全部均匀摊开</w:t>
+        <w:t>各能级按简并度均匀占据</w:t>
       </w:r>
       <w:r>
         <w:rPr>
@@ -17294,7 +17270,7 @@
       </w:r>
     </w:p>
     <w:bookmarkEnd w:id="34"/>
-    <w:bookmarkStart w:id="35" w:name="两能级特例会算就够了"/>
+    <w:bookmarkStart w:id="35" w:name="两能级特例要求会算"/>
     <w:p>
       <w:pPr>
         <w:pStyle w:val="Heading3"/>
@@ -17322,7 +17298,7 @@
         <w:rPr>
           <w:rFonts w:hint="eastAsia" w:ascii="Times New Roman" w:hAnsi="Times New Roman" w:eastAsia="SimHei" w:cs="Times New Roman"/>
         </w:rPr>
-        <w:t>会算就够了</w:t>
+        <w:t>要求会算</w:t>
       </w:r>
       <w:r>
         <w:rPr>
@@ -19541,7 +19517,7 @@
     </w:p>
     <w:bookmarkEnd w:id="36"/>
     <w:bookmarkEnd w:id="37"/>
-    <w:bookmarkStart w:id="41" w:name="七概率与平均值三条够用的"/>
+    <w:bookmarkStart w:id="41" w:name="七概率与平均值三条基本结论"/>
     <w:p>
       <w:pPr>
         <w:pStyle w:val="Heading2"/>
@@ -19575,7 +19551,7 @@
         <w:rPr>
           <w:rFonts w:hint="eastAsia" w:ascii="Times New Roman" w:hAnsi="Times New Roman" w:eastAsia="SimHei" w:cs="Times New Roman"/>
         </w:rPr>
-        <w:t>三条够用的</w:t>
+        <w:t>三条基本结论</w:t>
       </w:r>
     </w:p>
     <w:bookmarkStart w:id="38" w:name="期望值"/>
@@ -20539,7 +20515,7 @@
           <w:b/>
           <w:bCs/>
         </w:rPr>
-        <w:t>是涨落相对量小到测不出来</w:t>
+        <w:t>是涨落的相对量小到无法测量</w:t>
       </w:r>
       <w:r>
         <w:rPr>
@@ -20639,7 +20615,7 @@
           <w:b/>
           <w:bCs/>
         </w:rPr>
-        <w:t>统计热力学的全部计算建立在</w:t>
+        <w:t>统计热力学的计算建立在</w:t>
       </w:r>
       <w:r>
         <w:rPr>
@@ -20655,7 +20631,7 @@
           <w:b/>
           <w:bCs/>
         </w:rPr>
-        <w:t>会数微观状态数</w:t>
+        <w:t>微观状态数的计数</w:t>
       </w:r>
       <w:r>
         <w:rPr>
@@ -20751,7 +20727,7 @@
           <w:b/>
           <w:bCs/>
         </w:rPr>
-        <w:t xml:space="preserve">计数三件套</w:t>
+        <w:t xml:space="preserve">计数三项基本工具</w:t>
       </w:r>
       <w:r>
         <w:rPr>
@@ -20783,11 +20759,16 @@
         </w:rPr>
         <w:t xml:space="preserve"> </w:t>
       </w:r>
-      <w:r>
-        <w:rPr>
-          <w:rFonts w:hint="eastAsia" w:ascii="Times New Roman" w:hAnsi="Times New Roman" w:eastAsia="Times New Roman" w:cs="Times New Roman"/>
-        </w:rPr>
-        <w:t>A、</w:t>
+      <m:oMath>
+        <m:r>
+          <m:t>P</m:t>
+        </m:r>
+      </m:oMath>
+      <w:r>
+        <w:rPr>
+          <w:rFonts w:hint="eastAsia" w:ascii="Times New Roman" w:hAnsi="Times New Roman" w:eastAsia="Times New Roman" w:cs="Times New Roman"/>
+        </w:rPr>
+        <w:t>、</w:t>
       </w:r>
       <w:r>
         <w:rPr>
@@ -20801,11 +20782,16 @@
         </w:rPr>
         <w:t xml:space="preserve"> </w:t>
       </w:r>
-      <w:r>
-        <w:rPr>
-          <w:rFonts w:hint="eastAsia" w:ascii="Times New Roman" w:hAnsi="Times New Roman" w:eastAsia="Times New Roman" w:cs="Times New Roman"/>
-        </w:rPr>
-        <w:t>C——</w:t>
+      <m:oMath>
+        <m:r>
+          <m:t>C</m:t>
+        </m:r>
+      </m:oMath>
+      <w:r>
+        <w:rPr>
+          <w:rFonts w:hint="eastAsia" w:ascii="Times New Roman" w:hAnsi="Times New Roman" w:eastAsia="Times New Roman" w:cs="Times New Roman"/>
+        </w:rPr>
+        <w:t>——</w:t>
       </w:r>
       <w:r>
         <w:rPr>
@@ -20989,7 +20975,7 @@
         <w:rPr>
           <w:rFonts w:hint="eastAsia" w:ascii="Times New Roman" w:hAnsi="Times New Roman" w:eastAsia="FangSong" w:cs="Times New Roman"/>
         </w:rPr>
-        <w:t>是熵的微观图像第一次现身</w:t>
+        <w:t>是熵的微观图像首次体现</w:t>
       </w:r>
       <w:r>
         <w:rPr>
@@ -21086,19 +21072,7 @@
         <w:rPr>
           <w:rFonts w:hint="eastAsia" w:ascii="Times New Roman" w:hAnsi="Times New Roman" w:eastAsia="FangSong" w:cs="Times New Roman"/>
         </w:rPr>
-        <w:t>的微分</w:t>
-      </w:r>
-      <w:r>
-        <w:rPr>
-          <w:rFonts w:hint="eastAsia" w:ascii="Times New Roman" w:hAnsi="Times New Roman" w:eastAsia="Times New Roman" w:cs="Times New Roman"/>
-        </w:rPr>
-        <w:t>ф</w:t>
-      </w:r>
-      <w:r>
-        <w:rPr>
-          <w:rFonts w:hint="eastAsia" w:ascii="Times New Roman" w:hAnsi="Times New Roman" w:eastAsia="FangSong" w:cs="Times New Roman"/>
-        </w:rPr>
-        <w:t>为零</w:t>
+        <w:t>的微分为零</w:t>
       </w:r>
       <w:r>
         <w:rPr>
